--- a/policies/build/sop_record_masters/MOM/SOP_MOM.9.a_to_c_implantable_prostheses_devices.docx
+++ b/policies/build/sop_record_masters/MOM/SOP_MOM.9.a_to_c_implantable_prostheses_devices.docx
@@ -208,12 +208,6 @@
     </w:p>
     <w:p>
       <w:r>
-        <w:rPr>
-          <w:i/>
-        </w:rPr>
-        <w:t xml:space="preserve">Why: </w:t>
-      </w:r>
-      <w:r>
         <w:t>so every implant used at this hospital is traceable back to its batch and forward to the patient who received it, with no gap in either direction.</w:t>
       </w:r>
     </w:p>
@@ -231,12 +225,6 @@
       </w:r>
     </w:p>
     <w:p>
-      <w:r>
-        <w:rPr>
-          <w:i/>
-        </w:rPr>
-        <w:t xml:space="preserve">Why: </w:t>
-      </w:r>
       <w:r>
         <w:t>an implant placed inside a patient cannot be taken back and reassessed the way a tablet can be returned to the pharmacy -- the traceability has to be right the first time.</w:t>
       </w:r>
@@ -336,12 +324,6 @@
     </w:p>
     <w:p>
       <w:r>
-        <w:rPr>
-          <w:i/>
-        </w:rPr>
-        <w:t xml:space="preserve">Why: </w:t>
-      </w:r>
-      <w:r>
         <w:t>An implant bought from an unverified supplier with no licence check is a risk placed permanently inside a patient, with no way to later ask the question that should have been asked before procurement.</w:t>
       </w:r>
     </w:p>
@@ -365,12 +347,6 @@
     </w:p>
     <w:p>
       <w:r>
-        <w:rPr>
-          <w:i/>
-        </w:rPr>
-        <w:t xml:space="preserve">Why: </w:t>
-      </w:r>
-      <w:r>
         <w:t>A patient who wakes up with an implant they were never told about the precautions for is left to discover the restrictions on their own activity, their own MRI compatibility, or their own follow-up schedule the hard way.</w:t>
       </w:r>
     </w:p>
@@ -393,12 +369,6 @@
       </w:r>
     </w:p>
     <w:p>
-      <w:r>
-        <w:rPr>
-          <w:i/>
-        </w:rPr>
-        <w:t xml:space="preserve">Why: </w:t>
-      </w:r>
       <w:r>
         <w:t>An implant recalled by its manufacturer years later is useless to trace if the batch and serial number were never written down anywhere that survives -- the traceability has to be right the first time, because there is no second chance.</w:t>
       </w:r>

--- a/policies/build/sop_record_masters/MOM/SOP_MOM.9.a_to_c_implantable_prostheses_devices.docx
+++ b/policies/build/sop_record_masters/MOM/SOP_MOM.9.a_to_c_implantable_prostheses_devices.docx
@@ -352,7 +352,27 @@
     </w:p>
     <w:p>
       <w:r>
-        <w:t>Before the procedure, the treating doctor -- or a «trained counsellor or nurse» -- explains to the patient and family the nature and purpose of the implant or device, the expected outcome, precautions after implantation (activity restrictions, MRI compatibility, follow-up schedule), and potential complications.</w:t>
+        <w:t>Before the procedure, the treating doctor -- or a «trained counsellor or nurse» -- explains four things to the patient and family:</w:t>
+      </w:r>
+    </w:p>
+    <w:p>
+      <w:r>
+        <w:t>1. The nature and purpose of the implant or device.</w:t>
+      </w:r>
+    </w:p>
+    <w:p>
+      <w:r>
+        <w:t>2. The expected outcome.</w:t>
+      </w:r>
+    </w:p>
+    <w:p>
+      <w:r>
+        <w:t>3. Precautions after implantation (activity restrictions, MRI compatibility, follow-up schedule).</w:t>
+      </w:r>
+    </w:p>
+    <w:p>
+      <w:r>
+        <w:t>4. Potential complications.</w:t>
       </w:r>
     </w:p>
     <w:p>
@@ -375,7 +395,37 @@
     </w:p>
     <w:p>
       <w:r>
-        <w:t>Immediately after implantation, the operating team records the implant name, manufacturer, batch number, serial number, date of implantation, and the implanting surgeon in the patient's medical record.</w:t>
+        <w:t>Immediately after implantation, the operating team records six details in the patient's medical record:</w:t>
+      </w:r>
+    </w:p>
+    <w:p>
+      <w:r>
+        <w:t>1. Implant name.</w:t>
+      </w:r>
+    </w:p>
+    <w:p>
+      <w:r>
+        <w:t>2. Manufacturer.</w:t>
+      </w:r>
+    </w:p>
+    <w:p>
+      <w:r>
+        <w:t>3. Batch number.</w:t>
+      </w:r>
+    </w:p>
+    <w:p>
+      <w:r>
+        <w:t>4. Serial number.</w:t>
+      </w:r>
+    </w:p>
+    <w:p>
+      <w:r>
+        <w:t>5. Date of implantation.</w:t>
+      </w:r>
+    </w:p>
+    <w:p>
+      <w:r>
+        <w:t>6. The implanting surgeon.</w:t>
       </w:r>
     </w:p>
     <w:p>
